--- a/docs/Reporte-Final-Proyecto1-Redes.docx
+++ b/docs/Reporte-Final-Proyecto1-Redes.docx
@@ -65,15 +65,42 @@
     </w:p>
     <w:p>
       <w:pPr>
-        <w:spacing w:after="320"/>
-      </w:pPr>
-      <w:r>
-        <w:rPr>
-          <w:rFonts w:ascii="Times New Roman" w:cs="Times New Roman" w:eastAsia="Times New Roman" w:hAnsi="Times New Roman"/>
-          <w:sz w:val="24"/>
-          <w:szCs w:val="24"/>
-        </w:rPr>
-        <w:t xml:space="preserve"/>
+        <w:spacing w:after="200" w:before="160" w:line="240" w:lineRule="auto"/>
+        <w:jc w:val="center"/>
+      </w:pPr>
+      <w:r>
+        <w:drawing>
+          <wp:inline xmlns:a="http://schemas.openxmlformats.org/drawingml/2006/main" xmlns:pic="http://schemas.openxmlformats.org/drawingml/2006/picture">
+            <wp:extent cx="1325880" cy="1978866"/>
+            <wp:docPr id="2" name="Logotipo UVG" descr="Logotipo de la Universidad del Valle de Guatemala"/>
+            <wp:cNvGraphicFramePr>
+              <a:graphicFrameLocks noChangeAspect="1"/>
+            </wp:cNvGraphicFramePr>
+            <a:graphic>
+              <a:graphicData uri="http://schemas.openxmlformats.org/drawingml/2006/picture">
+                <pic:pic>
+                  <pic:nvPicPr>
+                    <pic:cNvPr id="0" name="codex-clipboard-d941edf0-fc32-413d-a72d-7b0cf99d8e7f.png"/>
+                    <pic:cNvPicPr/>
+                  </pic:nvPicPr>
+                  <pic:blipFill>
+                    <a:blip r:embed="rId12"/>
+                    <a:stretch>
+                      <a:fillRect/>
+                    </a:stretch>
+                  </pic:blipFill>
+                  <pic:spPr>
+                    <a:xfrm>
+                      <a:off x="0" y="0"/>
+                      <a:ext cx="1325880" cy="1978866"/>
+                    </a:xfrm>
+                    <a:prstGeom prst="rect"/>
+                  </pic:spPr>
+                </pic:pic>
+              </a:graphicData>
+            </a:graphic>
+          </wp:inline>
+        </w:drawing>
       </w:r>
     </w:p>
     <w:p>
@@ -195,7 +222,7 @@
           <w:sz w:val="24"/>
           <w:szCs w:val="24"/>
         </w:rPr>
-        <w:t xml:space="preserve">Guatemala, 15 de septiembre de 2026</w:t>
+        <w:t>Guatemala, 21 de septiembre de 2026</w:t>
       </w:r>
     </w:p>
     <w:p>
@@ -4525,7 +4552,7 @@
           <w:sz w:val="18"/>
           <w:szCs w:val="18"/>
         </w:rPr>
-        <w:t xml:space="preserve">  || ip.addr == 216.24.57.7</w:t>
+        <w:t xml:space="preserve">  || tcp.stream == 16</w:t>
       </w:r>
     </w:p>
     <w:p>
@@ -4586,7 +4613,7 @@
           <w:sz w:val="24"/>
           <w:szCs w:val="24"/>
         </w:rPr>
-        <w:t xml:space="preserve">La captura canónica contiene 102 paquetes y registra un intercambio completo contra el servicio autenticado en Render:</w:t>
+        <w:t>La captura canónica contiene 9,474 paquetes y registra un intercambio completo contra el servicio autenticado en Render:</w:t>
       </w:r>
     </w:p>
     <w:tbl>
@@ -4762,25 +4789,8 @@
             </w:tcMar>
           </w:tcPr>
           <w:p>
-            <w:pPr>
-              <w:keepNext/>
-              <w:spacing w:after="0" w:line="240"/>
-            </w:pPr>
-            <w:r>
-              <w:rPr>
-                <w:rFonts w:ascii="Courier New" w:cs="Courier New" w:eastAsia="Courier New" w:hAnsi="Courier New"/>
-                <w:sz w:val="17"/>
-                <w:szCs w:val="17"/>
-              </w:rPr>
-              <w:t xml:space="preserve">192.168.0.18</w:t>
-            </w:r>
-            <w:r>
-              <w:rPr>
-                <w:rFonts w:ascii="Times New Roman" w:cs="Times New Roman" w:eastAsia="Times New Roman" w:hAnsi="Times New Roman"/>
-                <w:sz w:val="20"/>
-                <w:szCs w:val="20"/>
-              </w:rPr>
-              <w:t xml:space="preserve"> (interfaz Wi-Fi)</w:t>
+            <w:r>
+              <w:t>10.100.4.45 (interfaz Wi-Fi)</w:t>
             </w:r>
           </w:p>
         </w:tc>
@@ -4825,33 +4835,8 @@
             </w:tcMar>
           </w:tcPr>
           <w:p>
-            <w:pPr>
-              <w:keepNext/>
-              <w:spacing w:after="0" w:line="240"/>
-            </w:pPr>
-            <w:r>
-              <w:rPr>
-                <w:rFonts w:ascii="Courier New" w:cs="Courier New" w:eastAsia="Courier New" w:hAnsi="Courier New"/>
-                <w:sz w:val="17"/>
-                <w:szCs w:val="17"/>
-              </w:rPr>
-              <w:t xml:space="preserve">216.24.57.7</w:t>
-            </w:r>
-            <w:r>
-              <w:rPr>
-                <w:rFonts w:ascii="Times New Roman" w:cs="Times New Roman" w:eastAsia="Times New Roman" w:hAnsi="Times New Roman"/>
-                <w:sz w:val="20"/>
-                <w:szCs w:val="20"/>
-              </w:rPr>
-              <w:t xml:space="preserve">, puerto TCP </w:t>
-            </w:r>
-            <w:r>
-              <w:rPr>
-                <w:rFonts w:ascii="Courier New" w:cs="Courier New" w:eastAsia="Courier New" w:hAnsi="Courier New"/>
-                <w:sz w:val="17"/>
-                <w:szCs w:val="17"/>
-              </w:rPr>
-              <w:t xml:space="preserve">443</w:t>
+            <w:r>
+              <w:t>216.24.57.16, puerto TCP 443</w:t>
             </w:r>
           </w:p>
         </w:tc>
@@ -4896,17 +4881,8 @@
             </w:tcMar>
           </w:tcPr>
           <w:p>
-            <w:pPr>
-              <w:keepNext/>
-              <w:spacing w:after="0" w:line="240"/>
-            </w:pPr>
-            <w:r>
-              <w:rPr>
-                <w:rFonts w:ascii="Times New Roman" w:cs="Times New Roman" w:eastAsia="Times New Roman" w:hAnsi="Times New Roman"/>
-                <w:sz w:val="20"/>
-                <w:szCs w:val="20"/>
-              </w:rPr>
-              <w:t xml:space="preserve">Tramas 43–44</w:t>
+            <w:r>
+              <w:t>Tramas 627 y 652</w:t>
             </w:r>
           </w:p>
         </w:tc>
@@ -4951,17 +4927,8 @@
             </w:tcMar>
           </w:tcPr>
           <w:p>
-            <w:pPr>
-              <w:keepNext/>
-              <w:spacing w:after="0" w:line="240"/>
-            </w:pPr>
-            <w:r>
-              <w:rPr>
-                <w:rFonts w:ascii="Times New Roman" w:cs="Times New Roman" w:eastAsia="Times New Roman" w:hAnsi="Times New Roman"/>
-                <w:sz w:val="20"/>
-                <w:szCs w:val="20"/>
-              </w:rPr>
-              <w:t xml:space="preserve">Tramas 45–47</w:t>
+            <w:r>
+              <w:t>SYN 729, SYN-ACK 747; ACK siguiente</w:t>
             </w:r>
           </w:p>
         </w:tc>
@@ -5006,17 +4973,8 @@
             </w:tcMar>
           </w:tcPr>
           <w:p>
-            <w:pPr>
-              <w:keepNext/>
-              <w:spacing w:after="0" w:line="240"/>
-            </w:pPr>
-            <w:r>
-              <w:rPr>
-                <w:rFonts w:ascii="Times New Roman" w:cs="Times New Roman" w:eastAsia="Times New Roman" w:hAnsi="Times New Roman"/>
-                <w:sz w:val="20"/>
-                <w:szCs w:val="20"/>
-              </w:rPr>
-              <w:t xml:space="preserve">Tramas 49 y 51</w:t>
+            <w:r>
+              <w:t>Tramas 755 y 769</w:t>
             </w:r>
           </w:p>
         </w:tc>
@@ -5061,17 +5019,8 @@
             </w:tcMar>
           </w:tcPr>
           <w:p>
-            <w:pPr>
-              <w:keepNext/>
-              <w:spacing w:after="0" w:line="240"/>
-            </w:pPr>
-            <w:r>
-              <w:rPr>
-                <w:rFonts w:ascii="Times New Roman" w:cs="Times New Roman" w:eastAsia="Times New Roman" w:hAnsi="Times New Roman"/>
-                <w:sz w:val="20"/>
-                <w:szCs w:val="20"/>
-              </w:rPr>
-              <w:t xml:space="preserve">Tramas 73–101</w:t>
+            <w:r>
+              <w:t>JSON-RPC descifrado en tramas 880-1020</w:t>
             </w:r>
           </w:p>
         </w:tc>
@@ -5116,17 +5065,8 @@
             </w:tcMar>
           </w:tcPr>
           <w:p>
-            <w:pPr>
-              <w:keepNext w:val="false"/>
-              <w:spacing w:after="0" w:line="240"/>
-            </w:pPr>
-            <w:r>
-              <w:rPr>
-                <w:rFonts w:ascii="Times New Roman" w:cs="Times New Roman" w:eastAsia="Times New Roman" w:hAnsi="Times New Roman"/>
-                <w:sz w:val="20"/>
-                <w:szCs w:val="20"/>
-              </w:rPr>
-              <w:t xml:space="preserve">Tramas 22, 24 y 25</w:t>
+            <w:r>
+              <w:t>Tramas 1025 y 1042</w:t>
             </w:r>
           </w:p>
         </w:tc>
@@ -5250,7 +5190,7 @@
           <w:sz w:val="24"/>
           <w:szCs w:val="24"/>
         </w:rPr>
-        <w:t xml:space="preserve">Con el archivo de claves cargado, cada uno de esos mensajes queda localizado en una trama concreta de la captura:</w:t>
+        <w:t>Con las claves generadas durante esa misma ejecución, Wireshark descifra el flujo y localiza cada mensaje en una trama concreta:</w:t>
       </w:r>
     </w:p>
     <w:tbl>
@@ -5425,17 +5365,8 @@
             </w:tcMar>
           </w:tcPr>
           <w:p>
-            <w:pPr>
-              <w:keepNext/>
-              <w:spacing w:after="0" w:line="240"/>
-            </w:pPr>
-            <w:r>
-              <w:rPr>
-                <w:rFonts w:ascii="Times New Roman" w:cs="Times New Roman" w:eastAsia="Times New Roman" w:hAnsi="Times New Roman"/>
-                <w:sz w:val="20"/>
-                <w:szCs w:val="20"/>
-              </w:rPr>
-              <w:t xml:space="preserve">__</w:t>
+            <w:r>
+              <w:t>880</w:t>
             </w:r>
           </w:p>
         </w:tc>
@@ -5513,17 +5444,8 @@
             </w:tcMar>
           </w:tcPr>
           <w:p>
-            <w:pPr>
-              <w:keepNext/>
-              <w:spacing w:after="0" w:line="240"/>
-            </w:pPr>
-            <w:r>
-              <w:rPr>
-                <w:rFonts w:ascii="Times New Roman" w:cs="Times New Roman" w:eastAsia="Times New Roman" w:hAnsi="Times New Roman"/>
-                <w:sz w:val="20"/>
-                <w:szCs w:val="20"/>
-              </w:rPr>
-              <w:t xml:space="preserve">__</w:t>
+            <w:r>
+              <w:t>911</w:t>
             </w:r>
           </w:p>
         </w:tc>
@@ -5593,17 +5515,8 @@
             </w:tcMar>
           </w:tcPr>
           <w:p>
-            <w:pPr>
-              <w:keepNext/>
-              <w:spacing w:after="0" w:line="240"/>
-            </w:pPr>
-            <w:r>
-              <w:rPr>
-                <w:rFonts w:ascii="Times New Roman" w:cs="Times New Roman" w:eastAsia="Times New Roman" w:hAnsi="Times New Roman"/>
-                <w:sz w:val="20"/>
-                <w:szCs w:val="20"/>
-              </w:rPr>
-              <w:t xml:space="preserve">__</w:t>
+            <w:r>
+              <w:t>914</w:t>
             </w:r>
           </w:p>
         </w:tc>
@@ -5673,17 +5586,8 @@
             </w:tcMar>
           </w:tcPr>
           <w:p>
-            <w:pPr>
-              <w:keepNext/>
-              <w:spacing w:after="0" w:line="240"/>
-            </w:pPr>
-            <w:r>
-              <w:rPr>
-                <w:rFonts w:ascii="Times New Roman" w:cs="Times New Roman" w:eastAsia="Times New Roman" w:hAnsi="Times New Roman"/>
-                <w:sz w:val="20"/>
-                <w:szCs w:val="20"/>
-              </w:rPr>
-              <w:t xml:space="preserve">__</w:t>
+            <w:r>
+              <w:t>945</w:t>
             </w:r>
           </w:p>
         </w:tc>
@@ -5761,17 +5665,8 @@
             </w:tcMar>
           </w:tcPr>
           <w:p>
-            <w:pPr>
-              <w:keepNext/>
-              <w:spacing w:after="0" w:line="240"/>
-            </w:pPr>
-            <w:r>
-              <w:rPr>
-                <w:rFonts w:ascii="Times New Roman" w:cs="Times New Roman" w:eastAsia="Times New Roman" w:hAnsi="Times New Roman"/>
-                <w:sz w:val="20"/>
-                <w:szCs w:val="20"/>
-              </w:rPr>
-              <w:t xml:space="preserve">__</w:t>
+            <w:r>
+              <w:t>986</w:t>
             </w:r>
           </w:p>
         </w:tc>
@@ -5841,17 +5736,8 @@
             </w:tcMar>
           </w:tcPr>
           <w:p>
-            <w:pPr>
-              <w:keepNext/>
-              <w:spacing w:after="0" w:line="240"/>
-            </w:pPr>
-            <w:r>
-              <w:rPr>
-                <w:rFonts w:ascii="Times New Roman" w:cs="Times New Roman" w:eastAsia="Times New Roman" w:hAnsi="Times New Roman"/>
-                <w:sz w:val="20"/>
-                <w:szCs w:val="20"/>
-              </w:rPr>
-              <w:t xml:space="preserve">__</w:t>
+            <w:r>
+              <w:t>988</w:t>
             </w:r>
           </w:p>
         </w:tc>
@@ -5929,17 +5815,8 @@
             </w:tcMar>
           </w:tcPr>
           <w:p>
-            <w:pPr>
-              <w:keepNext w:val="false"/>
-              <w:spacing w:after="0" w:line="240"/>
-            </w:pPr>
-            <w:r>
-              <w:rPr>
-                <w:rFonts w:ascii="Times New Roman" w:cs="Times New Roman" w:eastAsia="Times New Roman" w:hAnsi="Times New Roman"/>
-                <w:sz w:val="20"/>
-                <w:szCs w:val="20"/>
-              </w:rPr>
-              <w:t xml:space="preserve">__</w:t>
+            <w:r>
+              <w:t>1020</w:t>
             </w:r>
           </w:p>
         </w:tc>
@@ -5947,38 +5824,13 @@
     </w:tbl>
     <w:p>
       <w:pPr>
-        <w:pBdr>
-          <w:top w:val="single" w:color="BF8F00" w:sz="6"/>
-          <w:bottom w:val="single" w:color="BF8F00" w:sz="6"/>
-          <w:left w:val="single" w:color="BF8F00" w:sz="6"/>
-          <w:right w:val="single" w:color="BF8F00" w:sz="6"/>
-        </w:pBdr>
-        <w:shd w:fill="FFF2CC" w:val="clear"/>
-        <w:spacing w:after="200" w:before="160" w:line="276"/>
-        <w:ind w:left="200" w:right="200"/>
-        <w:jc w:val="both"/>
-      </w:pPr>
-      <w:r>
-        <w:rPr>
-          <w:rFonts w:ascii="Times New Roman" w:cs="Times New Roman" w:eastAsia="Times New Roman" w:hAnsi="Times New Roman"/>
-          <w:b/>
-          <w:bCs/>
-          <w:color w:val="7F6000"/>
-          <w:sz w:val="21"/>
-          <w:szCs w:val="21"/>
-        </w:rPr>
-        <w:t xml:space="preserve">PENDIENTE: completar la columna «Trama» ejecutando npm run capture:remote, cargando tmp/tls-keys.log en Wireshark y leyendo los números de trama de los mensajes descifrados. Sustituir también la Figura 3 por una captura de pantalla con los cuerpos JSON-RPC visibles. Eliminar esta nota antes de entregar.</w:t>
-      </w:r>
-    </w:p>
-    <w:p>
-      <w:pPr>
         <w:spacing w:after="80" w:before="160"/>
         <w:jc w:val="center"/>
       </w:pPr>
       <w:r>
         <w:drawing>
           <wp:inline distT="0" distB="0" distL="0" distR="0">
-            <wp:extent cx="4095750" cy="2324100"/>
+            <wp:extent cx="4095750" cy="2698376"/>
             <wp:effectExtent t="0" r="0" b="0" l="0"/>
             <wp:docPr id="1" name="" descr="" title=""/>
             <wp:cNvGraphicFramePr>
@@ -6003,7 +5855,7 @@
                   <pic:spPr bwMode="auto">
                     <a:xfrm>
                       <a:off x="0" y="0"/>
-                      <a:ext cx="4095750" cy="2324100"/>
+                      <a:ext cx="4095750" cy="2698376"/>
                     </a:xfrm>
                     <a:prstGeom prst="rect">
                       <a:avLst/>
@@ -6029,7 +5881,7 @@
           <w:sz w:val="20"/>
           <w:szCs w:val="20"/>
         </w:rPr>
-        <w:t xml:space="preserve">Figura 3. Correlación de la captura: resolución DNS, establecimiento TCP, negociación TLS e intercambio de aplicación con el servidor remoto.</w:t>
+        <w:t>Figura 3. Evidencia descifrada: DNS, TCP, TLS y cuerpos JSON-RPC observados en la conexión remota.</w:t>
       </w:r>
     </w:p>
     <w:p>
@@ -6688,9 +6540,11 @@
     </w:p>
     <w:sectPr>
       <w:footerReference w:type="default" r:id="rId7"/>
+      <w:footerReference w:type="first" r:id="rId13"/>
       <w:pgSz w:w="12240" w:h="15840" w:orient="portrait"/>
       <w:pgMar w:top="1440" w:right="1440" w:bottom="1440" w:left="1440" w:header="708" w:footer="708" w:gutter="0"/>
       <w:pgNumType/>
+      <w:titlePg/>
       <w:docGrid w:linePitch="360"/>
     </w:sectPr>
   </w:body>
@@ -6755,6 +6609,16 @@
       <w:fldChar w:fldCharType="separate"/>
       <w:fldChar w:fldCharType="end"/>
     </w:r>
+  </w:p>
+</w:ftr>
+</file>
+
+<file path=word/footer2.xml><?xml version="1.0" encoding="utf-8"?>
+<w:ftr xmlns:m="http://schemas.openxmlformats.org/officeDocument/2006/math" xmlns:mc="http://schemas.openxmlformats.org/markup-compatibility/2006" xmlns:mo="http://schemas.microsoft.com/office/mac/office/2008/main" xmlns:mv="urn:schemas-microsoft-com:mac:vml" xmlns:o="urn:schemas-microsoft-com:office:office" xmlns:r="http://schemas.openxmlformats.org/officeDocument/2006/relationships" xmlns:v="urn:schemas-microsoft-com:vml" xmlns:w10="urn:schemas-microsoft-com:office:word" xmlns:w14="http://schemas.microsoft.com/office/word/2010/wordml" xmlns:w="http://schemas.openxmlformats.org/wordprocessingml/2006/main" xmlns:wne="http://schemas.microsoft.com/office/word/2006/wordml" xmlns:wp14="http://schemas.microsoft.com/office/word/2010/wordprocessingDrawing" xmlns:wp="http://schemas.openxmlformats.org/drawingml/2006/wordprocessingDrawing" xmlns:wpc="http://schemas.microsoft.com/office/word/2010/wordprocessingCanvas" xmlns:wpg="http://schemas.microsoft.com/office/word/2010/wordprocessingGroup" xmlns:wpi="http://schemas.microsoft.com/office/word/2010/wordprocessingInk" xmlns:wps="http://schemas.microsoft.com/office/word/2010/wordprocessingShape" mc:Ignorable="w14 wp14">
+  <w:p>
+    <w:pPr>
+      <w:pStyle w:val="Footer"/>
+    </w:pPr>
   </w:p>
 </w:ftr>
 </file>
